--- a/output_receita_federal/ato_declaratorio_comum_srf/documents/ad_srf_96_19991126.docx
+++ b/output_receita_federal/ato_declaratorio_comum_srf/documents/ad_srf_96_19991126.docx
@@ -17,12 +17,12 @@
     </w:p>
     <w:p>
       <w:r>
-        <w:t>O SECRETÁRIO DA RECEITA FEDERAL, no uso de suas atribuições, e tendo em vista o teor do Parecer PGFN/CAT/No 1.538, de 1999, declara:</w:t>
+        <w:t>O SECRETÁRIO DA RECEITA FEDERAL, no uso de suas atribuições, e tendo em vista o teor do Parecer PGFN/CAT/nº 1.538, de 1999, declara:</w:t>
       </w:r>
     </w:p>
     <w:p>
       <w:r>
-        <w:t>I - o prazo para que o contribuinte possa pleitear a restituição de tributo ou contribuição pago indevidamente ou em valor maior que o devido, inclusive na hipótese de o pagamento ter sido efetuado com base em lei posteriormente declarada inconstitucional pelo Supremo Tribunal Federal em ação declaratória ou em recurso extraordinário, extingue-se após o transcurso do prazo de 5 (cinco) anos, contado da data da extinção do crédito tributário - arts. 165, I, e 168, I, da Lei No 5.172, de 25 de outubro de 1966 (Código Tributário Nacional).</w:t>
+        <w:t>I - o prazo para que o contribuinte possa pleitear a restituição de tributo ou contribuição pago indevidamente ou em valor maior que o devido, inclusive na hipótese de o pagamento ter sido efetuado com base em lei posteriormente declarada inconstitucional pelo Supremo Tribunal Federal em ação declaratória ou em recurso extraordinário, extingue-se após o transcurso do prazo de 5 (cinco) anos, contado da data da extinção do crédito tributário - arts. 165, I, e 168, I, da Lei nº 5.172, de 25 de outubro de 1966 (Código Tributário Nacional).</w:t>
       </w:r>
     </w:p>
     <w:p>
